--- a/klagomål/A 51024-2024 FSC-klagomål.docx
+++ b/klagomål/A 51024-2024 FSC-klagomål.docx
@@ -191,7 +191,7 @@
     </w:p>
     <w:p>
       <w:r>
-        <w:t>I avverkningsanmälan har följande 13 naturvårdsarter hittats: rynkskinn (VU), vågticka (VU), garnlav (NT), granticka (NT), harticka (NT), Leptoporus mollis (NT), lunglav (NT), tretåig hackspett (NT, §4), ullticka (NT), bronshjon (S), bårdlav (S), trådticka (S) och vedticka (S). Av dessa är 9 rödlistade. För rödlistade arter har rödlistekategorin angivits inom parentes. Arter som är signalarter enligt Skogsstyrelsen har markerats med (S). För fridlysta arter anges även paragrafen i Artskyddsförordningen som arten är fridlyst enligt.</w:t>
+        <w:t>I avverkningsanmälan har följande 14 naturvårdsarter hittats: rynkskinn (VU), vågticka (VU), duvhök (NT, §4), garnlav (NT), granticka (NT), harticka (NT), Leptoporus mollis (NT), lunglav (NT), tretåig hackspett (NT, §4), ullticka (NT), bronshjon (S), bårdlav (S), trådticka (S) och vedticka (S). Av dessa är 10 rödlistade. För rödlistade arter har rödlistekategorin angivits inom parentes. Arter som är signalarter enligt Skogsstyrelsen har markerats med (S). För fridlysta arter anges även paragrafen i Artskyddsförordningen som arten är fridlyst enligt.</w:t>
       </w:r>
     </w:p>
     <w:p>
@@ -584,7 +584,7 @@
     </w:p>
     <w:p>
       <w:r>
-        <w:t>Följande fridlysta arter har sina livsmiljöer och växtplatser i den avverkningsanmälda skogen: tretåig hackspett (NT, §4).</w:t>
+        <w:t>Följande fridlysta arter har sina livsmiljöer och växtplatser i den avverkningsanmälda skogen: duvhök (NT, §4) och tretåig hackspett (NT, §4).</w:t>
       </w:r>
     </w:p>
     <w:p>
@@ -599,6 +599,17 @@
       </w:r>
       <w:r>
         <w:t>(artikel 1). Vidare att de åtgärder som vidtas inte får leda till en försämring av den nuvarande situationen beträffande bevarandet av de fågelarter som avses i artikel 1 (artikel 13). Fågeldirektivet är styrande för tillsynsansvariga myndigheters ärendehantering, ställningstaganden och beslutsfattande.</w:t>
+      </w:r>
+    </w:p>
+    <w:p>
+      <w:r>
+        <w:rPr>
+          <w:b/>
+        </w:rPr>
+        <w:t>Duvhök (NT, §4)</w:t>
+      </w:r>
+      <w:r>
+        <w:t xml:space="preserve"> är rödlistad som nära hotad (NT) och har minskat med 22 (0–48) % under de senaste 18 åren. Minskningstakten för den svenska populationen bedöms vara nära gränsvärdet för Sårbar (VU). (A2bc). (SLU Artdatabanken, 2021). Duvhöken jagar helst inne i äldre skog och missgynnas av stora hyggen och täta planteringar. De gamla fåglarna är i huvudsak stationära i sina revir (Skogsstyrelsen, 2016). Duvhöken är starkt bunden till skogsmark och boet läggs inne i tät, oftast äldre skog. Kantzoner mot öppen mark undviks och duvhöken är därför känsligare för slutavverkning än flera andra rovfåglar. Duvhöken är beroende av insynsskyddade boplatser. Friställande av boträd eller avverkning så att boplatsen blir exponerad mot öppen mark, medför att platsen överges (Skogsstyrelsen, 2016). Eftersom duvhöken helst häckar i gammal skog, är dess häckningsplatser i princip alltid mer eller mindre hotade av skogsbruk och avverkningar (SLU Artdatabanken, 2021).</w:t>
       </w:r>
     </w:p>
     <w:p>
@@ -741,7 +752,7 @@
         <w:rPr>
           <w:i/>
         </w:rPr>
-        <w:t>I det avverkningsanmälda skogsområdet har 13 naturvårdsarter varav 9 rödlistade arter sina livsmiljöer och växtplatser.</w:t>
+        <w:t>I det avverkningsanmälda skogsområdet har 14 naturvårdsarter varav 10 rödlistade arter sina livsmiljöer och växtplatser.</w:t>
       </w:r>
     </w:p>
     <w:p>
@@ -941,6 +952,75 @@
         <w:t>BILAGA 1 –</w:t>
         <w:br/>
         <w:t>Fridlysta och rödlistade arter</w:t>
+      </w:r>
+    </w:p>
+    <w:p>
+      <w:pPr>
+        <w:pStyle w:val="Heading1"/>
+      </w:pPr>
+      <w:r>
+        <w:t>Duvhök – ekologi samt krav på livsmiljön</w:t>
+      </w:r>
+    </w:p>
+    <w:p>
+      <w:r>
+        <w:t>Duvhök (NT, §4) är rödlistad som nära hotad (NT) och har minskat med 22 (0–48) % under de senaste 18 åren. Minskningstakten för den svenska populationen bedöms vara nära gränsvärdet för Sårbar (VU). (A2bc). (SLU Artdatabanken, 2021).</w:t>
+      </w:r>
+    </w:p>
+    <w:p>
+      <w:r>
+        <w:t>Duvhöken är starkt bunden till skogsmark, såväl för häckning som födosök. Den påträffas oftast i större skogsområden med äldre skog, men kan ibland även häcka i dungar i områden dominerade av öppen mark. De gamla fåglarna är i huvudsak stationära i sina revir. Duvhöken jagar helst inne i äldre skog och missgynnas av stora hyggen och täta planteringar (Skogsstyrelsen, 2016).</w:t>
+      </w:r>
+    </w:p>
+    <w:p>
+      <w:r>
+        <w:t>Boet läggs inne i tät, oftast äldre skog. Kantzoner mot öppen mark undviks och duvhöken är därför känsligare för slutavverkning än flera andra rovfåglar. Boträdet måste vara grovgrenigt och är oftast en äldre gran eller tall, i sydligaste Sverige är bok vanligt. Duvhöken är beroende av insynsskyddade boplatser. Friställande av boträd eller avverkning så att boplatsen är exponerad mot öppen mark, medför att platsen överges. Samma bo kan användas flera år i rad, men likt andra rovfåglar har den normalt ett eller flera alternativa bon (Skogsstyrelsen, 2016). Eftersom duvhöken helst häckar i gammal skog, är dess häckningsplatser i princip alltid mer eller mindre hotade av skogsbruk och avverkningar (SLU Artdatabanken, 2021).</w:t>
+      </w:r>
+    </w:p>
+    <w:p>
+      <w:r>
+        <w:t>Den viktigaste begränsande faktorn för duvhökspopulationen i stort är födan och ett allvarligare problem är därför den av skogsbruket orsakade storskaliga omvandlingen och utarmningen av skogslandskapet, som kan påverka såväl duvhökens möjlighet att jaga som förekomsten av viktiga byten. Duvhökens jaktteknik gör den beroende av landskapets utformning och sammansättning och dess preferens för gammal skog tyder på att den är anpassad till att jaga i skog som är “lagom” tät. I öppnare biotoper, till exempel hyggen, kommer dess jaktteknik inte till sin rätt och i tätare biotoper, t.ex. ungskogar, har den relativt stora duvhöken svårt att manövrera (SLU Artdatabanken, 2021).</w:t>
+      </w:r>
+    </w:p>
+    <w:p>
+      <w:r>
+        <w:t>Minskningstakten har uppgått till 22 (0–48) % under de senaste 18 åren. Bedömningen baseras på ett för arten lämpligt abundansindex och minskad geografisk utbredning och/eller försämrad habitatkvalitet (allt yngre och tätare skogar vilket försvårar för boplacering samt försämrar jaktmöjligheterna). Minskningstakten för den svenska populationen bedöms vara nära gränsvärdet för Sårbar (VU). (A2bc).</w:t>
+      </w:r>
+    </w:p>
+    <w:p>
+      <w:pPr>
+        <w:pStyle w:val="Heading2"/>
+      </w:pPr>
+      <w:r>
+        <w:t>Referenser – duvhök</w:t>
+      </w:r>
+    </w:p>
+    <w:p>
+      <w:r>
+        <w:t xml:space="preserve">Skogsstyrelsen, 2016. </w:t>
+      </w:r>
+      <w:r>
+        <w:rPr>
+          <w:i/>
+        </w:rPr>
+        <w:t xml:space="preserve">Duvhök – Vägledning för hänsyn till fåglar. </w:t>
+      </w:r>
+      <w:r>
+        <w:t>https://www.skogsstyrelsen.se/globalassets/lag-och-tillsyn/artskydd/vagledningar-for-hansyn-till-faglar/duvhok-vagledning-hansyn2.pdf</w:t>
+      </w:r>
+    </w:p>
+    <w:p>
+      <w:r>
+        <w:t xml:space="preserve">SLU Artdatabanken, 2021. </w:t>
+      </w:r>
+      <w:r>
+        <w:rPr>
+          <w:i/>
+        </w:rPr>
+        <w:t xml:space="preserve">Artfaktablad. Naturvård – artfakta. </w:t>
+      </w:r>
+      <w:r>
+        <w:t>SLU Artdatabanken, Uppsala</w:t>
       </w:r>
     </w:p>
     <w:p>
@@ -1403,7 +1483,7 @@
     <w:r>
       <w:tab/>
       <w:tab/>
-      <w:t>2026-03-01</w:t>
+      <w:t>2026-03-02</w:t>
       <w:br/>
       <w:br/>
     </w:r>

--- a/klagomål/A 51024-2024 FSC-klagomål.docx
+++ b/klagomål/A 51024-2024 FSC-klagomål.docx
@@ -191,7 +191,7 @@
     </w:p>
     <w:p>
       <w:r>
-        <w:t>I avverkningsanmälan har följande 14 naturvårdsarter hittats: rynkskinn (VU), vågticka (VU), duvhök (NT, §4), garnlav (NT), granticka (NT), harticka (NT), Leptoporus mollis (NT), lunglav (NT), tretåig hackspett (NT, §4), ullticka (NT), bronshjon (S), bårdlav (S), trådticka (S) och vedticka (S). Av dessa är 10 rödlistade. För rödlistade arter har rödlistekategorin angivits inom parentes. Arter som är signalarter enligt Skogsstyrelsen har markerats med (S). För fridlysta arter anges även paragrafen i Artskyddsförordningen som arten är fridlyst enligt.</w:t>
+        <w:t>I avverkningsanmälan har följande 14 naturvårdsarter hittats: rynkskinn (VU), vågticka (VU), duvhök (NT, §4), garnlav (NT), granticka (NT), harticka (NT), kötticka (NT), lunglav (NT), tretåig hackspett (NT, §4), ullticka (NT), bronshjon (S), bårdlav (S), trådticka (S) och vedticka (S). Av dessa är 10 rödlistade. För rödlistade arter har rödlistekategorin angivits inom parentes. Arter som är signalarter enligt Skogsstyrelsen har markerats med (S). För fridlysta arter anges även paragrafen i Artskyddsförordningen som arten är fridlyst enligt.</w:t>
       </w:r>
     </w:p>
     <w:p>
@@ -318,7 +318,7 @@
         <w:rPr>
           <w:i/>
         </w:rPr>
-        <w:t xml:space="preserve"> 9070 Trädklädd betesmark </w:t>
+        <w:t xml:space="preserve"> 9070 Trädklädd betesmark</w:t>
       </w:r>
       <w:r>
         <w:t xml:space="preserve"> (SLU Artdatabanken, 2024).</w:t>
@@ -368,15 +368,8 @@
       <w:r>
         <w:rPr>
           <w:b/>
-          <w:i/>
         </w:rPr>
-        <w:t xml:space="preserve">Leptoporus mollis </w:t>
-      </w:r>
-      <w:r>
-        <w:rPr>
-          <w:b/>
-        </w:rPr>
-        <w:t>(NT)</w:t>
+        <w:t>Kötticka (NT)</w:t>
       </w:r>
       <w:r>
         <w:t xml:space="preserve"> är granens kötticka och har klassificerats som ”gammelskogsindikator”, då den förekommer med ett tydligt optimum i äldre barrskogar, främst fuktiga granskogar. Den har högst signalvärde söder om den naturliga norrlandsgränsen </w:t>
@@ -1483,7 +1476,7 @@
     <w:r>
       <w:tab/>
       <w:tab/>
-      <w:t>2026-03-02</w:t>
+      <w:t>2026-03-03</w:t>
       <w:br/>
       <w:br/>
     </w:r>

--- a/klagomål/A 51024-2024 FSC-klagomål.docx
+++ b/klagomål/A 51024-2024 FSC-klagomål.docx
@@ -1476,7 +1476,7 @@
     <w:r>
       <w:tab/>
       <w:tab/>
-      <w:t>2026-03-03</w:t>
+      <w:t>2026-03-04</w:t>
       <w:br/>
       <w:br/>
     </w:r>

--- a/klagomål/A 51024-2024 FSC-klagomål.docx
+++ b/klagomål/A 51024-2024 FSC-klagomål.docx
@@ -1476,7 +1476,7 @@
     <w:r>
       <w:tab/>
       <w:tab/>
-      <w:t>2026-03-04</w:t>
+      <w:t>2026-03-05</w:t>
       <w:br/>
       <w:br/>
     </w:r>

--- a/klagomål/A 51024-2024 FSC-klagomål.docx
+++ b/klagomål/A 51024-2024 FSC-klagomål.docx
@@ -1476,7 +1476,7 @@
     <w:r>
       <w:tab/>
       <w:tab/>
-      <w:t>2026-03-05</w:t>
+      <w:t>2026-03-06</w:t>
       <w:br/>
       <w:br/>
     </w:r>

--- a/klagomål/A 51024-2024 FSC-klagomål.docx
+++ b/klagomål/A 51024-2024 FSC-klagomål.docx
@@ -1476,7 +1476,7 @@
     <w:r>
       <w:tab/>
       <w:tab/>
-      <w:t>2026-03-06</w:t>
+      <w:t>2026-03-07</w:t>
       <w:br/>
       <w:br/>
     </w:r>

--- a/klagomål/A 51024-2024 FSC-klagomål.docx
+++ b/klagomål/A 51024-2024 FSC-klagomål.docx
@@ -1476,7 +1476,7 @@
     <w:r>
       <w:tab/>
       <w:tab/>
-      <w:t>2026-03-13</w:t>
+      <w:t>2026-03-16</w:t>
       <w:br/>
       <w:br/>
     </w:r>

--- a/klagomål/A 51024-2024 FSC-klagomål.docx
+++ b/klagomål/A 51024-2024 FSC-klagomål.docx
@@ -1476,7 +1476,7 @@
     <w:r>
       <w:tab/>
       <w:tab/>
-      <w:t>2026-03-16</w:t>
+      <w:t>2026-03-17</w:t>
       <w:br/>
       <w:br/>
     </w:r>

--- a/klagomål/A 51024-2024 FSC-klagomål.docx
+++ b/klagomål/A 51024-2024 FSC-klagomål.docx
@@ -1476,7 +1476,7 @@
     <w:r>
       <w:tab/>
       <w:tab/>
-      <w:t>2026-03-17</w:t>
+      <w:t>2026-03-18</w:t>
       <w:br/>
       <w:br/>
     </w:r>

--- a/klagomål/A 51024-2024 FSC-klagomål.docx
+++ b/klagomål/A 51024-2024 FSC-klagomål.docx
@@ -1476,7 +1476,7 @@
     <w:r>
       <w:tab/>
       <w:tab/>
-      <w:t>2026-03-18</w:t>
+      <w:t>2026-03-19</w:t>
       <w:br/>
       <w:br/>
     </w:r>

--- a/klagomål/A 51024-2024 FSC-klagomål.docx
+++ b/klagomål/A 51024-2024 FSC-klagomål.docx
@@ -1476,7 +1476,7 @@
     <w:r>
       <w:tab/>
       <w:tab/>
-      <w:t>2026-03-19</w:t>
+      <w:t>2026-03-20</w:t>
       <w:br/>
       <w:br/>
     </w:r>

--- a/klagomål/A 51024-2024 FSC-klagomål.docx
+++ b/klagomål/A 51024-2024 FSC-klagomål.docx
@@ -1476,7 +1476,7 @@
     <w:r>
       <w:tab/>
       <w:tab/>
-      <w:t>2026-03-20</w:t>
+      <w:t>2026-03-21</w:t>
       <w:br/>
       <w:br/>
     </w:r>

--- a/klagomål/A 51024-2024 FSC-klagomål.docx
+++ b/klagomål/A 51024-2024 FSC-klagomål.docx
@@ -1476,7 +1476,7 @@
     <w:r>
       <w:tab/>
       <w:tab/>
-      <w:t>2026-03-21</w:t>
+      <w:t>2026-03-22</w:t>
       <w:br/>
       <w:br/>
     </w:r>

--- a/klagomål/A 51024-2024 FSC-klagomål.docx
+++ b/klagomål/A 51024-2024 FSC-klagomål.docx
@@ -1476,7 +1476,7 @@
     <w:r>
       <w:tab/>
       <w:tab/>
-      <w:t>2026-03-22</w:t>
+      <w:t>2026-03-23</w:t>
       <w:br/>
       <w:br/>
     </w:r>

--- a/klagomål/A 51024-2024 FSC-klagomål.docx
+++ b/klagomål/A 51024-2024 FSC-klagomål.docx
@@ -1476,7 +1476,7 @@
     <w:r>
       <w:tab/>
       <w:tab/>
-      <w:t>2026-03-23</w:t>
+      <w:t>2026-03-24</w:t>
       <w:br/>
       <w:br/>
     </w:r>

--- a/klagomål/A 51024-2024 FSC-klagomål.docx
+++ b/klagomål/A 51024-2024 FSC-klagomål.docx
@@ -1476,7 +1476,7 @@
     <w:r>
       <w:tab/>
       <w:tab/>
-      <w:t>2026-03-24</w:t>
+      <w:t>2026-03-25</w:t>
       <w:br/>
       <w:br/>
     </w:r>

--- a/klagomål/A 51024-2024 FSC-klagomål.docx
+++ b/klagomål/A 51024-2024 FSC-klagomål.docx
@@ -1476,7 +1476,7 @@
     <w:r>
       <w:tab/>
       <w:tab/>
-      <w:t>2026-03-25</w:t>
+      <w:t>2026-03-26</w:t>
       <w:br/>
       <w:br/>
     </w:r>

--- a/klagomål/A 51024-2024 FSC-klagomål.docx
+++ b/klagomål/A 51024-2024 FSC-klagomål.docx
@@ -1476,7 +1476,7 @@
     <w:r>
       <w:tab/>
       <w:tab/>
-      <w:t>2026-03-26</w:t>
+      <w:t>2026-03-27</w:t>
       <w:br/>
       <w:br/>
     </w:r>

--- a/klagomål/A 51024-2024 FSC-klagomål.docx
+++ b/klagomål/A 51024-2024 FSC-klagomål.docx
@@ -1476,7 +1476,7 @@
     <w:r>
       <w:tab/>
       <w:tab/>
-      <w:t>2026-03-27</w:t>
+      <w:t>2026-03-28</w:t>
       <w:br/>
       <w:br/>
     </w:r>

--- a/klagomål/A 51024-2024 FSC-klagomål.docx
+++ b/klagomål/A 51024-2024 FSC-klagomål.docx
@@ -1484,7 +1484,7 @@
     <w:r>
       <w:tab/>
       <w:tab/>
-      <w:t>2026-04-14</w:t>
+      <w:t>2026-04-15</w:t>
       <w:br/>
       <w:br/>
     </w:r>

--- a/klagomål/A 51024-2024 FSC-klagomål.docx
+++ b/klagomål/A 51024-2024 FSC-klagomål.docx
@@ -1484,7 +1484,7 @@
     <w:r>
       <w:tab/>
       <w:tab/>
-      <w:t>2026-04-15</w:t>
+      <w:t>2026-04-16</w:t>
       <w:br/>
       <w:br/>
     </w:r>

--- a/klagomål/A 51024-2024 FSC-klagomål.docx
+++ b/klagomål/A 51024-2024 FSC-klagomål.docx
@@ -1484,7 +1484,7 @@
     <w:r>
       <w:tab/>
       <w:tab/>
-      <w:t>2026-04-16</w:t>
+      <w:t>2026-04-17</w:t>
       <w:br/>
       <w:br/>
     </w:r>

--- a/klagomål/A 51024-2024 FSC-klagomål.docx
+++ b/klagomål/A 51024-2024 FSC-klagomål.docx
@@ -1484,7 +1484,7 @@
     <w:r>
       <w:tab/>
       <w:tab/>
-      <w:t>2026-04-17</w:t>
+      <w:t>2026-04-18</w:t>
       <w:br/>
       <w:br/>
     </w:r>

--- a/klagomål/A 51024-2024 FSC-klagomål.docx
+++ b/klagomål/A 51024-2024 FSC-klagomål.docx
@@ -274,7 +274,25 @@
         <w:t>Bårdlav</w:t>
       </w:r>
       <w:r>
-        <w:t xml:space="preserve"> signalerar miljöer med höga naturvärden och på lokalerna finns vanligtvis många andra ovanliga och rödlistade arter. Den visar även på platser med hög och jämn luftfuktighet. Bårdlav är typisk art för </w:t>
+        <w:t xml:space="preserve"> signalerar miljöer med höga naturvärden och på lokalerna finns vanligtvis många andra ovanliga och rödlistade arter. Den visar även på platser med hög och jämn luftfuktighet. På bårdlav och andra njurlavar (Nephroma) kan de sällsynta parasiterna </w:t>
+      </w:r>
+      <w:r>
+        <w:rPr>
+          <w:i/>
+        </w:rPr>
+        <w:t xml:space="preserve">Protounguicularia nephromatis </w:t>
+      </w:r>
+      <w:r>
+        <w:t xml:space="preserve">(VU) och </w:t>
+      </w:r>
+      <w:r>
+        <w:rPr>
+          <w:i/>
+        </w:rPr>
+        <w:t xml:space="preserve">Tremella nephromatis </w:t>
+      </w:r>
+      <w:r>
+        <w:t xml:space="preserve">(DD) påträffas. Bårdlav är typisk art för </w:t>
       </w:r>
       <w:r>
         <w:rPr>
@@ -292,7 +310,7 @@
         <w:t xml:space="preserve"> 9190 Näringsfattig ekskog</w:t>
       </w:r>
       <w:r>
-        <w:t xml:space="preserve"> (SLU Artdatabanken, 2025; Nitare &amp; Skogsstyrelsen, 2019).</w:t>
+        <w:t xml:space="preserve"> (SLU Artdatabanken, 2026; Nitare &amp; Skogsstyrelsen, 2019).</w:t>
       </w:r>
     </w:p>
     <w:p>
@@ -1484,7 +1502,7 @@
     <w:r>
       <w:tab/>
       <w:tab/>
-      <w:t>2026-04-18</w:t>
+      <w:t>2026-04-19</w:t>
       <w:br/>
       <w:br/>
     </w:r>

--- a/klagomål/A 51024-2024 FSC-klagomål.docx
+++ b/klagomål/A 51024-2024 FSC-klagomål.docx
@@ -1502,7 +1502,7 @@
     <w:r>
       <w:tab/>
       <w:tab/>
-      <w:t>2026-04-19</w:t>
+      <w:t>2026-04-20</w:t>
       <w:br/>
       <w:br/>
     </w:r>

--- a/klagomål/A 51024-2024 FSC-klagomål.docx
+++ b/klagomål/A 51024-2024 FSC-klagomål.docx
@@ -1502,7 +1502,7 @@
     <w:r>
       <w:tab/>
       <w:tab/>
-      <w:t>2026-04-20</w:t>
+      <w:t>2026-04-21</w:t>
       <w:br/>
       <w:br/>
     </w:r>

--- a/klagomål/A 51024-2024 FSC-klagomål.docx
+++ b/klagomål/A 51024-2024 FSC-klagomål.docx
@@ -1502,7 +1502,7 @@
     <w:r>
       <w:tab/>
       <w:tab/>
-      <w:t>2026-04-21</w:t>
+      <w:t>2026-04-22</w:t>
       <w:br/>
       <w:br/>
     </w:r>

--- a/klagomål/A 51024-2024 FSC-klagomål.docx
+++ b/klagomål/A 51024-2024 FSC-klagomål.docx
@@ -1502,7 +1502,7 @@
     <w:r>
       <w:tab/>
       <w:tab/>
-      <w:t>2026-04-22</w:t>
+      <w:t>2026-04-23</w:t>
       <w:br/>
       <w:br/>
     </w:r>

--- a/klagomål/A 51024-2024 FSC-klagomål.docx
+++ b/klagomål/A 51024-2024 FSC-klagomål.docx
@@ -168,7 +168,7 @@
     </w:p>
     <w:p>
       <w:r>
-        <w:t>Detta dokument behandlar höga naturvärden i avverkningsanmälan A 51024-2024 i Ånge kommun. Denna avverkningsanmälan inkom 2024-11-07 09:56:19 och omfattar 8,9 ha.</w:t>
+        <w:t>Detta dokument behandlar höga naturvärden i avverkningsanmälan A 51024-2024 i Ånge kommun. Denna avverkningsanmälan inkom 2024-11-07 00:00:00 och omfattar 8,9 ha.</w:t>
       </w:r>
     </w:p>
     <w:p>
@@ -1502,7 +1502,7 @@
     <w:r>
       <w:tab/>
       <w:tab/>
-      <w:t>2026-04-23</w:t>
+      <w:t>2026-04-24</w:t>
       <w:br/>
       <w:br/>
     </w:r>

--- a/klagomål/A 51024-2024 FSC-klagomål.docx
+++ b/klagomål/A 51024-2024 FSC-klagomål.docx
@@ -1502,7 +1502,7 @@
     <w:r>
       <w:tab/>
       <w:tab/>
-      <w:t>2026-04-24</w:t>
+      <w:t>2026-04-25</w:t>
       <w:br/>
       <w:br/>
     </w:r>

--- a/klagomål/A 51024-2024 FSC-klagomål.docx
+++ b/klagomål/A 51024-2024 FSC-klagomål.docx
@@ -1502,7 +1502,7 @@
     <w:r>
       <w:tab/>
       <w:tab/>
-      <w:t>2026-05-16</w:t>
+      <w:t>2026-05-17</w:t>
       <w:br/>
       <w:br/>
     </w:r>

--- a/klagomål/A 51024-2024 FSC-klagomål.docx
+++ b/klagomål/A 51024-2024 FSC-klagomål.docx
@@ -1502,7 +1502,7 @@
     <w:r>
       <w:tab/>
       <w:tab/>
-      <w:t>2026-05-17</w:t>
+      <w:t>2026-05-18</w:t>
       <w:br/>
       <w:br/>
     </w:r>

--- a/klagomål/A 51024-2024 FSC-klagomål.docx
+++ b/klagomål/A 51024-2024 FSC-klagomål.docx
@@ -1502,7 +1502,7 @@
     <w:r>
       <w:tab/>
       <w:tab/>
-      <w:t>2026-05-18</w:t>
+      <w:t>2026-05-19</w:t>
       <w:br/>
       <w:br/>
     </w:r>

--- a/klagomål/A 51024-2024 FSC-klagomål.docx
+++ b/klagomål/A 51024-2024 FSC-klagomål.docx
@@ -1502,7 +1502,7 @@
     <w:r>
       <w:tab/>
       <w:tab/>
-      <w:t>2026-05-19</w:t>
+      <w:t>2026-05-20</w:t>
       <w:br/>
       <w:br/>
     </w:r>

--- a/klagomål/A 51024-2024 FSC-klagomål.docx
+++ b/klagomål/A 51024-2024 FSC-klagomål.docx
@@ -1502,7 +1502,7 @@
     <w:r>
       <w:tab/>
       <w:tab/>
-      <w:t>2026-05-20</w:t>
+      <w:t>2026-05-21</w:t>
       <w:br/>
       <w:br/>
     </w:r>

--- a/klagomål/A 51024-2024 FSC-klagomål.docx
+++ b/klagomål/A 51024-2024 FSC-klagomål.docx
@@ -1502,7 +1502,7 @@
     <w:r>
       <w:tab/>
       <w:tab/>
-      <w:t>2026-05-21</w:t>
+      <w:t>2026-05-22</w:t>
       <w:br/>
       <w:br/>
     </w:r>

--- a/klagomål/A 51024-2024 FSC-klagomål.docx
+++ b/klagomål/A 51024-2024 FSC-klagomål.docx
@@ -1502,7 +1502,7 @@
     <w:r>
       <w:tab/>
       <w:tab/>
-      <w:t>2026-05-22</w:t>
+      <w:t>2026-05-23</w:t>
       <w:br/>
       <w:br/>
     </w:r>

--- a/klagomål/A 51024-2024 FSC-klagomål.docx
+++ b/klagomål/A 51024-2024 FSC-klagomål.docx
@@ -1502,7 +1502,7 @@
     <w:r>
       <w:tab/>
       <w:tab/>
-      <w:t>2026-05-23</w:t>
+      <w:t>2026-05-24</w:t>
       <w:br/>
       <w:br/>
     </w:r>

--- a/klagomål/A 51024-2024 FSC-klagomål.docx
+++ b/klagomål/A 51024-2024 FSC-klagomål.docx
@@ -1502,7 +1502,7 @@
     <w:r>
       <w:tab/>
       <w:tab/>
-      <w:t>2026-05-24</w:t>
+      <w:t>2026-05-25</w:t>
       <w:br/>
       <w:br/>
     </w:r>

--- a/klagomål/A 51024-2024 FSC-klagomål.docx
+++ b/klagomål/A 51024-2024 FSC-klagomål.docx
@@ -1502,7 +1502,7 @@
     <w:r>
       <w:tab/>
       <w:tab/>
-      <w:t>2026-05-25</w:t>
+      <w:t>2026-05-26</w:t>
       <w:br/>
       <w:br/>
     </w:r>

--- a/klagomål/A 51024-2024 FSC-klagomål.docx
+++ b/klagomål/A 51024-2024 FSC-klagomål.docx
@@ -1502,7 +1502,7 @@
     <w:r>
       <w:tab/>
       <w:tab/>
-      <w:t>2026-05-26</w:t>
+      <w:t>2026-05-27</w:t>
       <w:br/>
       <w:br/>
     </w:r>

--- a/klagomål/A 51024-2024 FSC-klagomål.docx
+++ b/klagomål/A 51024-2024 FSC-klagomål.docx
@@ -1502,7 +1502,7 @@
     <w:r>
       <w:tab/>
       <w:tab/>
-      <w:t>2026-05-27</w:t>
+      <w:t>2026-05-28</w:t>
       <w:br/>
       <w:br/>
     </w:r>

--- a/klagomål/A 51024-2024 FSC-klagomål.docx
+++ b/klagomål/A 51024-2024 FSC-klagomål.docx
@@ -1502,7 +1502,7 @@
     <w:r>
       <w:tab/>
       <w:tab/>
-      <w:t>2026-05-28</w:t>
+      <w:t>2026-05-29</w:t>
       <w:br/>
       <w:br/>
     </w:r>

--- a/klagomål/A 51024-2024 FSC-klagomål.docx
+++ b/klagomål/A 51024-2024 FSC-klagomål.docx
@@ -1502,7 +1502,7 @@
     <w:r>
       <w:tab/>
       <w:tab/>
-      <w:t>2026-05-29</w:t>
+      <w:t>2026-05-30</w:t>
       <w:br/>
       <w:br/>
     </w:r>

--- a/klagomål/A 51024-2024 FSC-klagomål.docx
+++ b/klagomål/A 51024-2024 FSC-klagomål.docx
@@ -1502,7 +1502,7 @@
     <w:r>
       <w:tab/>
       <w:tab/>
-      <w:t>2026-05-30</w:t>
+      <w:t>2026-05-31</w:t>
       <w:br/>
       <w:br/>
     </w:r>

--- a/klagomål/A 51024-2024 FSC-klagomål.docx
+++ b/klagomål/A 51024-2024 FSC-klagomål.docx
@@ -1502,7 +1502,7 @@
     <w:r>
       <w:tab/>
       <w:tab/>
-      <w:t>2026-05-31</w:t>
+      <w:t>2026-06-01</w:t>
       <w:br/>
       <w:br/>
     </w:r>

--- a/klagomål/A 51024-2024 FSC-klagomål.docx
+++ b/klagomål/A 51024-2024 FSC-klagomål.docx
@@ -1502,7 +1502,7 @@
     <w:r>
       <w:tab/>
       <w:tab/>
-      <w:t>2026-06-01</w:t>
+      <w:t>2026-06-02</w:t>
       <w:br/>
       <w:br/>
     </w:r>

--- a/klagomål/A 51024-2024 FSC-klagomål.docx
+++ b/klagomål/A 51024-2024 FSC-klagomål.docx
@@ -1502,7 +1502,7 @@
     <w:r>
       <w:tab/>
       <w:tab/>
-      <w:t>2026-06-02</w:t>
+      <w:t>2026-06-03</w:t>
       <w:br/>
       <w:br/>
     </w:r>

--- a/klagomål/A 51024-2024 FSC-klagomål.docx
+++ b/klagomål/A 51024-2024 FSC-klagomål.docx
@@ -1502,7 +1502,7 @@
     <w:r>
       <w:tab/>
       <w:tab/>
-      <w:t>2026-06-03</w:t>
+      <w:t>2026-06-04</w:t>
       <w:br/>
       <w:br/>
     </w:r>

--- a/klagomål/A 51024-2024 FSC-klagomål.docx
+++ b/klagomål/A 51024-2024 FSC-klagomål.docx
@@ -1502,7 +1502,7 @@
     <w:r>
       <w:tab/>
       <w:tab/>
-      <w:t>2026-06-04</w:t>
+      <w:t>2026-06-05</w:t>
       <w:br/>
       <w:br/>
     </w:r>
